--- a/notebooks/my_models.docx
+++ b/notebooks/my_models.docx
@@ -5,13 +5,13 @@
     <w:tbl>
       <w:tblPr>
         <w:tblStyle w:val="Table"/>
-        <w:tblW w:type="pct" w:w="4444"/>
+        <w:tblW w:type="pct" w:w="4375"/>
         <w:tblLayout w:type="fixed"/>
         <w:tblLook w:firstRow="1" w:lastRow="1" w:firstColumn="0" w:lastColumn="0" w:noHBand="0" w:noVBand="0" w:val="0020"/>
       </w:tblPr>
       <w:tblGrid>
         <w:gridCol w:w="5280"/>
-        <w:gridCol w:w="1760"/>
+        <w:gridCol w:w="1650"/>
       </w:tblGrid>
       <w:tr>
         <w:trPr>
@@ -38,51 +38,6 @@
               <w:pStyle w:val="Compact"/>
             </w:pPr>
             <w:r>
-              <w:t xml:space="preserve">period_relevance = -6 × has_disability_period</w:t>
-            </w:r>
-          </w:p>
-        </w:tc>
-        <w:tc>
-          <w:tcPr/>
-          <w:p>
-            <w:pPr>
-              <w:pStyle w:val="Compact"/>
-            </w:pPr>
-            <w:r>
-              <w:t xml:space="preserve">495.798</w:t>
-            </w:r>
-          </w:p>
-        </w:tc>
-      </w:tr>
-      <w:tr>
-        <w:tc>
-          <w:tcPr/>
-          <w:p>
-            <w:pPr>
-              <w:pStyle w:val="Compact"/>
-            </w:pPr>
-          </w:p>
-        </w:tc>
-        <w:tc>
-          <w:tcPr/>
-          <w:p>
-            <w:pPr>
-              <w:pStyle w:val="Compact"/>
-            </w:pPr>
-            <w:r>
-              <w:t xml:space="preserve">(6801.180)</w:t>
-            </w:r>
-          </w:p>
-        </w:tc>
-      </w:tr>
-      <w:tr>
-        <w:tc>
-          <w:tcPr/>
-          <w:p>
-            <w:pPr>
-              <w:pStyle w:val="Compact"/>
-            </w:pPr>
-            <w:r>
               <w:t xml:space="preserve">period_relevance = -5 × has_disability_period</w:t>
             </w:r>
           </w:p>
@@ -94,28 +49,28 @@
               <w:pStyle w:val="Compact"/>
             </w:pPr>
             <w:r>
-              <w:t xml:space="preserve">-381.303</w:t>
-            </w:r>
-          </w:p>
-        </w:tc>
-      </w:tr>
-      <w:tr>
-        <w:tc>
-          <w:tcPr/>
-          <w:p>
-            <w:pPr>
-              <w:pStyle w:val="Compact"/>
-            </w:pPr>
-          </w:p>
-        </w:tc>
-        <w:tc>
-          <w:tcPr/>
-          <w:p>
-            <w:pPr>
-              <w:pStyle w:val="Compact"/>
-            </w:pPr>
-            <w:r>
-              <w:t xml:space="preserve">(5103.117)</w:t>
+              <w:t xml:space="preserve">5020.673</w:t>
+            </w:r>
+          </w:p>
+        </w:tc>
+      </w:tr>
+      <w:tr>
+        <w:tc>
+          <w:tcPr/>
+          <w:p>
+            <w:pPr>
+              <w:pStyle w:val="Compact"/>
+            </w:pPr>
+          </w:p>
+        </w:tc>
+        <w:tc>
+          <w:tcPr/>
+          <w:p>
+            <w:pPr>
+              <w:pStyle w:val="Compact"/>
+            </w:pPr>
+            <w:r>
+              <w:t xml:space="preserve">(4659.961)</w:t>
             </w:r>
           </w:p>
         </w:tc>
@@ -139,28 +94,28 @@
               <w:pStyle w:val="Compact"/>
             </w:pPr>
             <w:r>
-              <w:t xml:space="preserve">-809.133</w:t>
-            </w:r>
-          </w:p>
-        </w:tc>
-      </w:tr>
-      <w:tr>
-        <w:tc>
-          <w:tcPr/>
-          <w:p>
-            <w:pPr>
-              <w:pStyle w:val="Compact"/>
-            </w:pPr>
-          </w:p>
-        </w:tc>
-        <w:tc>
-          <w:tcPr/>
-          <w:p>
-            <w:pPr>
-              <w:pStyle w:val="Compact"/>
-            </w:pPr>
-            <w:r>
-              <w:t xml:space="preserve">(4706.420)</w:t>
+              <w:t xml:space="preserve">437.918</w:t>
+            </w:r>
+          </w:p>
+        </w:tc>
+      </w:tr>
+      <w:tr>
+        <w:tc>
+          <w:tcPr/>
+          <w:p>
+            <w:pPr>
+              <w:pStyle w:val="Compact"/>
+            </w:pPr>
+          </w:p>
+        </w:tc>
+        <w:tc>
+          <w:tcPr/>
+          <w:p>
+            <w:pPr>
+              <w:pStyle w:val="Compact"/>
+            </w:pPr>
+            <w:r>
+              <w:t xml:space="preserve">(4577.347)</w:t>
             </w:r>
           </w:p>
         </w:tc>
@@ -184,28 +139,28 @@
               <w:pStyle w:val="Compact"/>
             </w:pPr>
             <w:r>
-              <w:t xml:space="preserve">-5149.646+</w:t>
-            </w:r>
-          </w:p>
-        </w:tc>
-      </w:tr>
-      <w:tr>
-        <w:tc>
-          <w:tcPr/>
-          <w:p>
-            <w:pPr>
-              <w:pStyle w:val="Compact"/>
-            </w:pPr>
-          </w:p>
-        </w:tc>
-        <w:tc>
-          <w:tcPr/>
-          <w:p>
-            <w:pPr>
-              <w:pStyle w:val="Compact"/>
-            </w:pPr>
-            <w:r>
-              <w:t xml:space="preserve">(2964.836)</w:t>
+              <w:t xml:space="preserve">-1332.546</w:t>
+            </w:r>
+          </w:p>
+        </w:tc>
+      </w:tr>
+      <w:tr>
+        <w:tc>
+          <w:tcPr/>
+          <w:p>
+            <w:pPr>
+              <w:pStyle w:val="Compact"/>
+            </w:pPr>
+          </w:p>
+        </w:tc>
+        <w:tc>
+          <w:tcPr/>
+          <w:p>
+            <w:pPr>
+              <w:pStyle w:val="Compact"/>
+            </w:pPr>
+            <w:r>
+              <w:t xml:space="preserve">(4031.563)</w:t>
             </w:r>
           </w:p>
         </w:tc>
@@ -229,28 +184,28 @@
               <w:pStyle w:val="Compact"/>
             </w:pPr>
             <w:r>
-              <w:t xml:space="preserve">-5800.304*</w:t>
-            </w:r>
-          </w:p>
-        </w:tc>
-      </w:tr>
-      <w:tr>
-        <w:tc>
-          <w:tcPr/>
-          <w:p>
-            <w:pPr>
-              <w:pStyle w:val="Compact"/>
-            </w:pPr>
-          </w:p>
-        </w:tc>
-        <w:tc>
-          <w:tcPr/>
-          <w:p>
-            <w:pPr>
-              <w:pStyle w:val="Compact"/>
-            </w:pPr>
-            <w:r>
-              <w:t xml:space="preserve">(2867.672)</w:t>
+              <w:t xml:space="preserve">-5899.068*</w:t>
+            </w:r>
+          </w:p>
+        </w:tc>
+      </w:tr>
+      <w:tr>
+        <w:tc>
+          <w:tcPr/>
+          <w:p>
+            <w:pPr>
+              <w:pStyle w:val="Compact"/>
+            </w:pPr>
+          </w:p>
+        </w:tc>
+        <w:tc>
+          <w:tcPr/>
+          <w:p>
+            <w:pPr>
+              <w:pStyle w:val="Compact"/>
+            </w:pPr>
+            <w:r>
+              <w:t xml:space="preserve">(2606.375)</w:t>
             </w:r>
           </w:p>
         </w:tc>
@@ -274,28 +229,28 @@
               <w:pStyle w:val="Compact"/>
             </w:pPr>
             <w:r>
-              <w:t xml:space="preserve">-14507.773***</w:t>
-            </w:r>
-          </w:p>
-        </w:tc>
-      </w:tr>
-      <w:tr>
-        <w:tc>
-          <w:tcPr/>
-          <w:p>
-            <w:pPr>
-              <w:pStyle w:val="Compact"/>
-            </w:pPr>
-          </w:p>
-        </w:tc>
-        <w:tc>
-          <w:tcPr/>
-          <w:p>
-            <w:pPr>
-              <w:pStyle w:val="Compact"/>
-            </w:pPr>
-            <w:r>
-              <w:t xml:space="preserve">(2627.764)</w:t>
+              <w:t xml:space="preserve">-5158.921+</w:t>
+            </w:r>
+          </w:p>
+        </w:tc>
+      </w:tr>
+      <w:tr>
+        <w:tc>
+          <w:tcPr/>
+          <w:p>
+            <w:pPr>
+              <w:pStyle w:val="Compact"/>
+            </w:pPr>
+          </w:p>
+        </w:tc>
+        <w:tc>
+          <w:tcPr/>
+          <w:p>
+            <w:pPr>
+              <w:pStyle w:val="Compact"/>
+            </w:pPr>
+            <w:r>
+              <w:t xml:space="preserve">(3073.242)</w:t>
             </w:r>
           </w:p>
         </w:tc>
@@ -319,28 +274,28 @@
               <w:pStyle w:val="Compact"/>
             </w:pPr>
             <w:r>
-              <w:t xml:space="preserve">-11342.752**</w:t>
-            </w:r>
-          </w:p>
-        </w:tc>
-      </w:tr>
-      <w:tr>
-        <w:tc>
-          <w:tcPr/>
-          <w:p>
-            <w:pPr>
-              <w:pStyle w:val="Compact"/>
-            </w:pPr>
-          </w:p>
-        </w:tc>
-        <w:tc>
-          <w:tcPr/>
-          <w:p>
-            <w:pPr>
-              <w:pStyle w:val="Compact"/>
-            </w:pPr>
-            <w:r>
-              <w:t xml:space="preserve">(3703.676)</w:t>
+              <w:t xml:space="preserve">-11248.263**</w:t>
+            </w:r>
+          </w:p>
+        </w:tc>
+      </w:tr>
+      <w:tr>
+        <w:tc>
+          <w:tcPr/>
+          <w:p>
+            <w:pPr>
+              <w:pStyle w:val="Compact"/>
+            </w:pPr>
+          </w:p>
+        </w:tc>
+        <w:tc>
+          <w:tcPr/>
+          <w:p>
+            <w:pPr>
+              <w:pStyle w:val="Compact"/>
+            </w:pPr>
+            <w:r>
+              <w:t xml:space="preserve">(4080.274)</w:t>
             </w:r>
           </w:p>
         </w:tc>
@@ -364,28 +319,28 @@
               <w:pStyle w:val="Compact"/>
             </w:pPr>
             <w:r>
-              <w:t xml:space="preserve">-7513.062</w:t>
-            </w:r>
-          </w:p>
-        </w:tc>
-      </w:tr>
-      <w:tr>
-        <w:tc>
-          <w:tcPr/>
-          <w:p>
-            <w:pPr>
-              <w:pStyle w:val="Compact"/>
-            </w:pPr>
-          </w:p>
-        </w:tc>
-        <w:tc>
-          <w:tcPr/>
-          <w:p>
-            <w:pPr>
-              <w:pStyle w:val="Compact"/>
-            </w:pPr>
-            <w:r>
-              <w:t xml:space="preserve">(5408.508)</w:t>
+              <w:t xml:space="preserve">-9323.438*</w:t>
+            </w:r>
+          </w:p>
+        </w:tc>
+      </w:tr>
+      <w:tr>
+        <w:tc>
+          <w:tcPr/>
+          <w:p>
+            <w:pPr>
+              <w:pStyle w:val="Compact"/>
+            </w:pPr>
+          </w:p>
+        </w:tc>
+        <w:tc>
+          <w:tcPr/>
+          <w:p>
+            <w:pPr>
+              <w:pStyle w:val="Compact"/>
+            </w:pPr>
+            <w:r>
+              <w:t xml:space="preserve">(3827.022)</w:t>
             </w:r>
           </w:p>
         </w:tc>
@@ -409,28 +364,73 @@
               <w:pStyle w:val="Compact"/>
             </w:pPr>
             <w:r>
-              <w:t xml:space="preserve">-10044.818</w:t>
-            </w:r>
-          </w:p>
-        </w:tc>
-      </w:tr>
-      <w:tr>
-        <w:tc>
-          <w:tcPr/>
-          <w:p>
-            <w:pPr>
-              <w:pStyle w:val="Compact"/>
-            </w:pPr>
-          </w:p>
-        </w:tc>
-        <w:tc>
-          <w:tcPr/>
-          <w:p>
-            <w:pPr>
-              <w:pStyle w:val="Compact"/>
-            </w:pPr>
-            <w:r>
-              <w:t xml:space="preserve">(8146.257)</w:t>
+              <w:t xml:space="preserve">-5605.689</w:t>
+            </w:r>
+          </w:p>
+        </w:tc>
+      </w:tr>
+      <w:tr>
+        <w:tc>
+          <w:tcPr/>
+          <w:p>
+            <w:pPr>
+              <w:pStyle w:val="Compact"/>
+            </w:pPr>
+          </w:p>
+        </w:tc>
+        <w:tc>
+          <w:tcPr/>
+          <w:p>
+            <w:pPr>
+              <w:pStyle w:val="Compact"/>
+            </w:pPr>
+            <w:r>
+              <w:t xml:space="preserve">(5201.050)</w:t>
+            </w:r>
+          </w:p>
+        </w:tc>
+      </w:tr>
+      <w:tr>
+        <w:tc>
+          <w:tcPr/>
+          <w:p>
+            <w:pPr>
+              <w:pStyle w:val="Compact"/>
+            </w:pPr>
+            <w:r>
+              <w:t xml:space="preserve">period_relevance = 4 × has_disability_period</w:t>
+            </w:r>
+          </w:p>
+        </w:tc>
+        <w:tc>
+          <w:tcPr/>
+          <w:p>
+            <w:pPr>
+              <w:pStyle w:val="Compact"/>
+            </w:pPr>
+            <w:r>
+              <w:t xml:space="preserve">-9323.863</w:t>
+            </w:r>
+          </w:p>
+        </w:tc>
+      </w:tr>
+      <w:tr>
+        <w:tc>
+          <w:tcPr/>
+          <w:p>
+            <w:pPr>
+              <w:pStyle w:val="Compact"/>
+            </w:pPr>
+          </w:p>
+        </w:tc>
+        <w:tc>
+          <w:tcPr/>
+          <w:p>
+            <w:pPr>
+              <w:pStyle w:val="Compact"/>
+            </w:pPr>
+            <w:r>
+              <w:t xml:space="preserve">(8442.713)</w:t>
             </w:r>
           </w:p>
         </w:tc>
@@ -478,7 +478,7 @@
               <w:pStyle w:val="Compact"/>
             </w:pPr>
             <w:r>
-              <w:t xml:space="preserve">0.646</w:t>
+              <w:t xml:space="preserve">0.645</w:t>
             </w:r>
           </w:p>
         </w:tc>
@@ -574,7 +574,7 @@
               <w:pStyle w:val="Compact"/>
             </w:pPr>
             <w:r>
-              <w:t xml:space="preserve">212586.5</w:t>
+              <w:t xml:space="preserve">212943.4</w:t>
             </w:r>
           </w:p>
         </w:tc>
@@ -598,7 +598,7 @@
               <w:pStyle w:val="Compact"/>
             </w:pPr>
             <w:r>
-              <w:t xml:space="preserve">224186.7</w:t>
+              <w:t xml:space="preserve">224543.5</w:t>
             </w:r>
           </w:p>
         </w:tc>
@@ -622,7 +622,7 @@
               <w:pStyle w:val="Compact"/>
             </w:pPr>
             <w:r>
-              <w:t xml:space="preserve">15989.70</w:t>
+              <w:t xml:space="preserve">16295.08</w:t>
             </w:r>
           </w:p>
         </w:tc>
